--- a/docs/arquitectura_videojuego_v2 (2).docx
+++ b/docs/arquitectura_videojuego_v2 (2).docx
@@ -5799,7 +5799,21 @@
           <w:sz w:val="20"/>
           <w:szCs w:val="20"/>
         </w:rPr>
-        <w:t>, con Reanudar, Reiniciar —que vuelve a entrar en Playing con la fase activa; el Nivel 3, cuyas tres fases comparten escena, la actualiza al confirmar cada una (GameFlow.SetPlayingPhase)— y Volver al menú de niveles. Modelarla como estado obligaría a duplicar la transición de retorno desde cada fase.</w:t>
+        <w:t>, con Reanudar, Reiniciar —que vuelve a entrar en Playing con la fase activa; el Nivel 3, cuyas tres fases comparten escena, la actualiza al confirmar cada una (GameFlow.SetPlayingPhase)—</w:t>
+      </w:r>
+      <w:r>
+        <w:rPr>
+          <w:sz w:val="20"/>
+          <w:szCs w:val="20"/>
+        </w:rPr>
+        <w:t>, Volver a ver la historia, Volver al menú de niveles y Guardar y salir. Volver a ver la historia pasa a Narrative con la secuencia que presenta la fase activa, y esa secuencia devuelve a Playing en la misma fase; en una fase sin secuencia propia, como el amarre del Nivel 3, la opción no se muestra. Guardar y salir guarda el perfil activo y después cierra la aplicación (RF-09)</w:t>
+      </w:r>
+      <w:r>
+        <w:rPr>
+          <w:sz w:val="20"/>
+          <w:szCs w:val="20"/>
+        </w:rPr>
+        <w:t>. Modelarla como estado obligaría a duplicar la transición de retorno desde cada fase.</w:t>
       </w:r>
     </w:p>
     <w:p>
@@ -5867,6 +5881,7 @@
           <w:szCs w:val="19"/>
           <w:shd w:val="clear" w:color="auto" w:fill="F2F2F2"/>
         </w:rPr>
+        <w:lastRenderedPageBreak/>
         <w:t>GameFlow</w:t>
       </w:r>
       <w:r>
@@ -5941,7 +5956,6 @@
           <w:szCs w:val="18"/>
           <w:lang w:val="en-US"/>
         </w:rPr>
-        <w:lastRenderedPageBreak/>
         <w:t>namespace Game.Core</w:t>
       </w:r>
       <w:r>
@@ -6412,17 +6426,8 @@
           <w:sz w:val="20"/>
           <w:szCs w:val="20"/>
         </w:rPr>
-        <w:t xml:space="preserve">Los identificadores de módulo se escriben en minúsculas, sin tildes y con guiones porque son claves técnicas para carpetas, archivos .asmdef, ramas y tarjetas Kanban, siguiendo la convención del código (RNF-15). En el texto normal, los nombres conservan su ortografía y acentuación. Se usan caracteres </w:t>
-      </w:r>
-      <w:r>
-        <w:rPr>
-          <w:i/>
-          <w:iCs/>
-          <w:sz w:val="20"/>
-          <w:szCs w:val="20"/>
-        </w:rPr>
         <w:lastRenderedPageBreak/>
-        <w:t>ASCII para evitar problemas de compatibilidad con caracteres Unicode acentuados entre sistemas operativos y control de versiones, que podrían generar rutas duplicadas o archivos no encontrados.</w:t>
+        <w:t>Los identificadores de módulo se escriben en minúsculas, sin tildes y con guiones porque son claves técnicas para carpetas, archivos .asmdef, ramas y tarjetas Kanban, siguiendo la convención del código (RNF-15). En el texto normal, los nombres conservan su ortografía y acentuación. Se usan caracteres ASCII para evitar problemas de compatibilidad con caracteres Unicode acentuados entre sistemas operativos y control de versiones, que podrían generar rutas duplicadas o archivos no encontrados.</w:t>
       </w:r>
     </w:p>
     <w:tbl>
@@ -7346,6 +7351,7 @@
                 <w:sz w:val="20"/>
                 <w:szCs w:val="20"/>
               </w:rPr>
+              <w:lastRenderedPageBreak/>
               <w:t>Core</w:t>
             </w:r>
           </w:p>
@@ -7425,15 +7431,7 @@
                 <w:sz w:val="20"/>
                 <w:szCs w:val="20"/>
               </w:rPr>
-              <w:t xml:space="preserve">; guardado por </w:t>
-            </w:r>
-            <w:r>
-              <w:rPr>
-                <w:sz w:val="20"/>
-                <w:szCs w:val="20"/>
-              </w:rPr>
-              <w:lastRenderedPageBreak/>
-              <w:t>fase; borrado definitivo</w:t>
+              <w:t>; guardado por fase; borrado definitivo</w:t>
             </w:r>
           </w:p>
         </w:tc>
@@ -7464,7 +7462,6 @@
                 <w:szCs w:val="20"/>
                 <w:lang w:val="en-US"/>
               </w:rPr>
-              <w:lastRenderedPageBreak/>
               <w:t>sistema-navegacion</w:t>
             </w:r>
           </w:p>
@@ -7626,7 +7623,21 @@
                 <w:sz w:val="20"/>
                 <w:szCs w:val="20"/>
               </w:rPr>
-              <w:t>Sesión del perfil activo (lista, carga, crea y guarda perfiles), regla de desbloqueo de niveles y regla de «Reiniciar» del menú de pausa; C# plano</w:t>
+              <w:t>Sesión del perfil activo (lista, carga, crea y guarda perfiles), regla de desbloqueo de niveles y regla</w:t>
+            </w:r>
+            <w:r>
+              <w:rPr>
+                <w:sz w:val="20"/>
+                <w:szCs w:val="20"/>
+              </w:rPr>
+              <w:t>s del menú de pausa («Reiniciar», «Volver a ver la historia» y «Guardar y salir»)</w:t>
+            </w:r>
+            <w:r>
+              <w:rPr>
+                <w:sz w:val="20"/>
+                <w:szCs w:val="20"/>
+              </w:rPr>
+              <w:t>; C# plano</w:t>
             </w:r>
           </w:p>
         </w:tc>
@@ -8131,7 +8142,7 @@
                 <w:sz w:val="20"/>
                 <w:szCs w:val="20"/>
               </w:rPr>
-              <w:t xml:space="preserve">Si una escena ya fue vista, derivado del progreso guardado —el cierre reflexivo no se omite la primera vez—, y la escena 3.2, que solo aparece </w:t>
+              <w:t>Si una escena ya fue vista, derivado del progreso guardado —</w:t>
             </w:r>
             <w:r>
               <w:rPr>
@@ -8139,7 +8150,7 @@
                 <w:szCs w:val="20"/>
               </w:rPr>
               <w:lastRenderedPageBreak/>
-              <w:t>tras el primer fallo de la balsa</w:t>
+              <w:t>el cierre reflexivo no se omite la primera vez—, y la escena 3.2, que solo aparece tras el primer fallo de la balsa</w:t>
             </w:r>
           </w:p>
         </w:tc>
@@ -9248,6 +9259,7 @@
                 <w:szCs w:val="20"/>
                 <w:lang w:val="es-ES"/>
               </w:rPr>
+              <w:lastRenderedPageBreak/>
               <w:t>Gameplay</w:t>
             </w:r>
           </w:p>
@@ -9329,15 +9341,7 @@
                 <w:sz w:val="20"/>
                 <w:szCs w:val="20"/>
               </w:rPr>
-              <w:t xml:space="preserve">Nivel 3 — recolección, que no se guarda, y </w:t>
-            </w:r>
-            <w:r>
-              <w:rPr>
-                <w:sz w:val="20"/>
-                <w:szCs w:val="20"/>
-              </w:rPr>
-              <w:lastRenderedPageBreak/>
-              <w:t>ensamblaje de la balsa en tres fases (base, amarre, mástil y vela), en la misma escena</w:t>
+              <w:t>Nivel 3 — recolección, que no se guarda, y ensamblaje de la balsa en tres fases (base, amarre, mástil y vela), en la misma escena</w:t>
             </w:r>
           </w:p>
         </w:tc>
@@ -9368,7 +9372,6 @@
                 <w:szCs w:val="20"/>
                 <w:lang w:val="en-US"/>
               </w:rPr>
-              <w:lastRenderedPageBreak/>
               <w:t>nivel-rio</w:t>
             </w:r>
           </w:p>
@@ -10084,15 +10087,8 @@
           <w:sz w:val="20"/>
           <w:szCs w:val="20"/>
         </w:rPr>
-        <w:t xml:space="preserve">En cada nivel, el controlador de escena es un adaptador delgado sobre clases de C# plano que contienen la regla del nivel y se prueban en EditMode, sin escena. Cada nivel compone su retroalimentación narrativa desde sus ScriptableObjects de mensajes, gobierna su propio HUD —botón de ayuda, tablilla de mensajes </w:t>
-      </w:r>
-      <w:r>
-        <w:rPr>
-          <w:sz w:val="20"/>
-          <w:szCs w:val="20"/>
-        </w:rPr>
         <w:lastRenderedPageBreak/>
-        <w:t>y, en el Nivel 3, lista de tareas— y registra los cuatro indicadores de cada fase con su propio recolector (</w:t>
+        <w:t>En cada nivel, el controlador de escena es un adaptador delgado sobre clases de C# plano que contienen la regla del nivel y se prueban en EditMode, sin escena. Cada nivel compone su retroalimentación narrativa desde sus ScriptableObjects de mensajes, gobierna su propio HUD —botón de ayuda, tablilla de mensajes y, en el Nivel 3, lista de tareas— y registra los cuatro indicadores de cada fase con su propio recolector (</w:t>
       </w:r>
       <w:r>
         <w:rPr>
@@ -10977,6 +10973,7 @@
           <w:sz w:val="20"/>
           <w:szCs w:val="20"/>
         </w:rPr>
+        <w:lastRenderedPageBreak/>
         <w:t>Qué se guarda</w:t>
       </w:r>
       <w:r>
@@ -11005,15 +11002,7 @@
           <w:sz w:val="20"/>
           <w:szCs w:val="20"/>
         </w:rPr>
-        <w:t xml:space="preserve"> (RF-04): al confirmar cada fase, no en cada acción. Es lo que hace verificable la recuperación tras cierre inesperado (RNF-14). En los Niveles 2 y 3 cada fase se confirma y se guarda en el momento </w:t>
-      </w:r>
-      <w:r>
-        <w:rPr>
-          <w:sz w:val="20"/>
-          <w:szCs w:val="20"/>
-        </w:rPr>
-        <w:lastRenderedPageBreak/>
-        <w:t>en que el estudiante la completa, antes de la escena narrativa que la sigue. La única fase del Nivel 1 se confirma y se guarda al mostrarse el resumen de fin de nivel (</w:t>
+        <w:t xml:space="preserve"> (RF-04): al confirmar cada fase, no en cada acción. Es lo que hace verificable la recuperación tras cierre inesperado (RNF-14). En los Niveles 2 y 3 cada fase se confirma y se guarda en el momento en que el estudiante la completa, antes de la escena narrativa que la sigue. La única fase del Nivel 1 se confirma y se guarda al mostrarse el resumen de fin de nivel (</w:t>
       </w:r>
       <w:r>
         <w:rPr>
@@ -11876,6 +11865,7 @@
           <w:sz w:val="28"/>
           <w:szCs w:val="28"/>
         </w:rPr>
+        <w:lastRenderedPageBreak/>
         <w:t>9. ESTRUCTURA DE CARPETAS Y ESCENAS</w:t>
       </w:r>
     </w:p>
@@ -11891,7 +11881,6 @@
           <w:sz w:val="18"/>
           <w:szCs w:val="18"/>
         </w:rPr>
-        <w:lastRenderedPageBreak/>
         <w:t>Assets/</w:t>
       </w:r>
       <w:r>
@@ -12805,6 +12794,7 @@
           <w:sz w:val="28"/>
           <w:szCs w:val="28"/>
         </w:rPr>
+        <w:lastRenderedPageBreak/>
         <w:t>10. MAPEO CON EL TABLERO KANBAN</w:t>
       </w:r>
     </w:p>
@@ -12818,7 +12808,6 @@
           <w:sz w:val="20"/>
           <w:szCs w:val="20"/>
         </w:rPr>
-        <w:lastRenderedPageBreak/>
         <w:t xml:space="preserve">El trabajo se organizó en los </w:t>
       </w:r>
       <w:r>
@@ -14227,6 +14216,7 @@
                 <w:sz w:val="20"/>
                 <w:szCs w:val="20"/>
               </w:rPr>
+              <w:lastRenderedPageBreak/>
               <w:t>Escena narrativa única y reutilizable</w:t>
             </w:r>
           </w:p>
@@ -14289,7 +14279,6 @@
                 <w:sz w:val="20"/>
                 <w:szCs w:val="20"/>
               </w:rPr>
-              <w:lastRenderedPageBreak/>
               <w:t>Un assembly por nivel, sin referencias cruzadas</w:t>
             </w:r>
           </w:p>
@@ -15917,6 +15906,7 @@
                 <w:sz w:val="20"/>
                 <w:szCs w:val="20"/>
               </w:rPr>
+              <w:lastRenderedPageBreak/>
               <w:t>7</w:t>
             </w:r>
           </w:p>
@@ -16038,7 +16028,6 @@
                 <w:sz w:val="20"/>
                 <w:szCs w:val="20"/>
               </w:rPr>
-              <w:lastRenderedPageBreak/>
               <w:t>8</w:t>
             </w:r>
           </w:p>
@@ -16779,6 +16768,7 @@
                 <w:sz w:val="20"/>
                 <w:szCs w:val="20"/>
               </w:rPr>
+              <w:lastRenderedPageBreak/>
               <w:t>16</w:t>
             </w:r>
           </w:p>
@@ -16809,15 +16799,21 @@
                 <w:sz w:val="20"/>
                 <w:szCs w:val="20"/>
               </w:rPr>
-              <w:t xml:space="preserve">30/09/2026 (Santiago Benavides Rey). Decisiones de Santiago que se implementan en el juego; cierra INC-116 e INC-117: tras un cierre </w:t>
-            </w:r>
-            <w:r>
-              <w:rPr>
-                <w:sz w:val="20"/>
-                <w:szCs w:val="20"/>
-              </w:rPr>
-              <w:lastRenderedPageBreak/>
-              <w:t>inesperado durante la escena de cierre del Nivel 2, el menú de niveles desbloquea el Nivel 3 a partir de las fases confirmadas, sin dato nuevo en el perfil (7); «Reiniciar» vuelve a la fase activa también en el Nivel 3, que la registra al confirmar cada fase (4).</w:t>
+              <w:t xml:space="preserve">30/09/2026 (Santiago Benavides Rey). Decisiones de </w:t>
+            </w:r>
+            <w:r>
+              <w:rPr>
+                <w:sz w:val="20"/>
+                <w:szCs w:val="20"/>
+              </w:rPr>
+              <w:t>diseñ</w:t>
+            </w:r>
+            <w:r>
+              <w:rPr>
+                <w:sz w:val="20"/>
+                <w:szCs w:val="20"/>
+              </w:rPr>
+              <w:t>o que se implementan en el juego; cierra INC-116 e INC-117: tras un cierre inesperado durante la escena de cierre del Nivel 2, el menú de niveles desbloquea el Nivel 3 a partir de las fases confirmadas, sin dato nuevo en el perfil (7); «Reiniciar» vuelve a la fase activa también en el Nivel 3, que la registra al confirmar cada fase (4).</w:t>
             </w:r>
           </w:p>
         </w:tc>
@@ -16847,7 +16843,6 @@
                 <w:sz w:val="20"/>
                 <w:szCs w:val="20"/>
               </w:rPr>
-              <w:lastRenderedPageBreak/>
               <w:t>Coherencia con el prototipo implementado (CT-10)</w:t>
             </w:r>
           </w:p>
@@ -16953,6 +16948,110 @@
                 <w:szCs w:val="20"/>
               </w:rPr>
               <w:t>Coherencia con OE1 y el guion (CT-10)</w:t>
+            </w:r>
+          </w:p>
+        </w:tc>
+      </w:tr>
+      <w:tr>
+        <w:tc>
+          <w:tcPr>
+            <w:tcW w:w="500" w:type="dxa"/>
+            <w:tcBorders>
+              <w:top w:val="single" w:sz="4" w:space="0" w:color="auto"/>
+              <w:left w:val="single" w:sz="4" w:space="0" w:color="auto"/>
+              <w:bottom w:val="single" w:sz="4" w:space="0" w:color="auto"/>
+              <w:right w:val="single" w:sz="4" w:space="0" w:color="auto"/>
+            </w:tcBorders>
+            <w:tcMar>
+              <w:top w:w="60" w:type="dxa"/>
+              <w:left w:w="90" w:type="dxa"/>
+              <w:bottom w:w="60" w:type="dxa"/>
+              <w:right w:w="90" w:type="dxa"/>
+            </w:tcMar>
+            <w:vAlign w:val="center"/>
+          </w:tcPr>
+          <w:p>
+            <w:pPr>
+              <w:spacing w:after="20"/>
+              <w:rPr>
+                <w:sz w:val="20"/>
+                <w:szCs w:val="20"/>
+              </w:rPr>
+            </w:pPr>
+            <w:r>
+              <w:rPr>
+                <w:sz w:val="20"/>
+                <w:szCs w:val="20"/>
+              </w:rPr>
+              <w:t>18</w:t>
+            </w:r>
+          </w:p>
+        </w:tc>
+        <w:tc>
+          <w:tcPr>
+            <w:tcW w:w="4600" w:type="dxa"/>
+            <w:tcBorders>
+              <w:top w:val="single" w:sz="4" w:space="0" w:color="auto"/>
+              <w:left w:val="single" w:sz="4" w:space="0" w:color="auto"/>
+              <w:bottom w:val="single" w:sz="4" w:space="0" w:color="auto"/>
+              <w:right w:val="single" w:sz="4" w:space="0" w:color="auto"/>
+            </w:tcBorders>
+            <w:tcMar>
+              <w:top w:w="60" w:type="dxa"/>
+              <w:left w:w="90" w:type="dxa"/>
+              <w:bottom w:w="60" w:type="dxa"/>
+              <w:right w:w="90" w:type="dxa"/>
+            </w:tcMar>
+            <w:vAlign w:val="center"/>
+          </w:tcPr>
+          <w:p>
+            <w:pPr>
+              <w:spacing w:after="20"/>
+              <w:rPr>
+                <w:sz w:val="20"/>
+                <w:szCs w:val="20"/>
+              </w:rPr>
+            </w:pPr>
+            <w:r>
+              <w:rPr>
+                <w:sz w:val="20"/>
+                <w:szCs w:val="20"/>
+              </w:rPr>
+              <w:t>14/10/2026 (Santiago Benavides Rey). Alineación con el prototipo tras la sesión de evaluación del 13/10/2026 (INC-159): pausa con cinco opciones, con Volver a ver la historia y Guardar y salir (4), y reglas del menú de pausa en PauseMenuPolicy (6); redacción impersonal de la fila 16.</w:t>
+            </w:r>
+          </w:p>
+        </w:tc>
+        <w:tc>
+          <w:tcPr>
+            <w:tcW w:w="4260" w:type="dxa"/>
+            <w:tcBorders>
+              <w:top w:val="single" w:sz="4" w:space="0" w:color="auto"/>
+              <w:left w:val="single" w:sz="4" w:space="0" w:color="auto"/>
+              <w:bottom w:val="single" w:sz="4" w:space="0" w:color="auto"/>
+              <w:right w:val="single" w:sz="4" w:space="0" w:color="auto"/>
+            </w:tcBorders>
+            <w:tcMar>
+              <w:top w:w="60" w:type="dxa"/>
+              <w:left w:w="90" w:type="dxa"/>
+              <w:bottom w:w="60" w:type="dxa"/>
+              <w:right w:w="90" w:type="dxa"/>
+            </w:tcMar>
+            <w:vAlign w:val="center"/>
+          </w:tcPr>
+          <w:p>
+            <w:pPr>
+              <w:spacing w:after="20"/>
+              <w:rPr>
+                <w:sz w:val="20"/>
+                <w:szCs w:val="20"/>
+              </w:rPr>
+            </w:pPr>
+            <w:r>
+              <w:rPr>
+                <w:sz w:val="20"/>
+                <w:szCs w:val="20"/>
+              </w:rPr>
+              <w:t>Coherencia con el prototipo implementado (CT-10)</w:t>
             </w:r>
           </w:p>
         </w:tc>
